--- a/Anexo plantilla.docx
+++ b/Anexo plantilla.docx
@@ -1,6 +1,6 @@
 
 <file path=word/document.xml><?xml version="1.0" encoding="utf-8"?>
-<w:document xmlns:wpc="http://schemas.microsoft.com/office/word/2010/wordprocessingCanvas" xmlns:cx="http://schemas.microsoft.com/office/drawing/2014/chartex" xmlns:cx1="http://schemas.microsoft.com/office/drawing/2015/9/8/chartex" xmlns:cx2="http://schemas.microsoft.com/office/drawing/2015/10/21/chartex" xmlns:cx3="http://schemas.microsoft.com/office/drawing/2016/5/9/chartex" xmlns:cx4="http://schemas.microsoft.com/office/drawing/2016/5/10/chartex" xmlns:cx5="http://schemas.microsoft.com/office/drawing/2016/5/11/chartex" xmlns:cx6="http://schemas.microsoft.com/office/drawing/2016/5/12/chartex" xmlns:cx7="http://schemas.microsoft.com/office/drawing/2016/5/13/chartex" xmlns:cx8="http://schemas.microsoft.com/office/drawing/2016/5/14/chartex" xmlns:mc="http://schemas.openxmlformats.org/markup-compatibility/2006" xmlns:aink="http://schemas.microsoft.com/office/drawing/2016/ink" xmlns:am3d="http://schemas.microsoft.com/office/drawing/2017/model3d" xmlns:o="urn:schemas-microsoft-com:office:office" xmlns:oel="http://schemas.microsoft.com/office/2019/extlst" xmlns:r="http://schemas.openxmlformats.org/officeDocument/2006/relationships" xmlns:m="http://schemas.openxmlformats.org/officeDocument/2006/math" xmlns:v="urn:schemas-microsoft-com:vml" xmlns:wp14="http://schemas.microsoft.com/office/word/2010/wordprocessingDrawing" xmlns:wp="http://schemas.openxmlformats.org/drawingml/2006/wordprocessingDrawing" xmlns:w10="urn:schemas-microsoft-com:office:word" xmlns:w="http://schemas.openxmlformats.org/wordprocessingml/2006/main" xmlns:w14="http://schemas.microsoft.com/office/word/2010/wordml" xmlns:w15="http://schemas.microsoft.com/office/word/2012/wordml" xmlns:w16cex="http://schemas.microsoft.com/office/word/2018/wordml/cex" xmlns:w16cid="http://schemas.microsoft.com/office/word/2016/wordml/cid" xmlns:w16="http://schemas.microsoft.com/office/word/2018/wordml" xmlns:w16du="http://schemas.microsoft.com/office/word/2023/wordml/word16du" xmlns:w16sdtdh="http://schemas.microsoft.com/office/word/2020/wordml/sdtdatahash" xmlns:w16sdtfl="http://schemas.microsoft.com/office/word/2024/wordml/sdtformatlock" xmlns:w16se="http://schemas.microsoft.com/office/word/2015/wordml/symex" xmlns:wpg="http://schemas.microsoft.com/office/word/2010/wordprocessingGroup" xmlns:wpi="http://schemas.microsoft.com/office/word/2010/wordprocessingInk" xmlns:wne="http://schemas.microsoft.com/office/word/2006/wordml" xmlns:wps="http://schemas.microsoft.com/office/word/2010/wordprocessingShape" mc:Ignorable="w14 w15 w16se w16cid w16 w16cex w16sdtdh w16sdtfl w16du wp14">
+<w:document xmlns:wpc="http://schemas.microsoft.com/office/word/2010/wordprocessingCanvas" xmlns:cx="http://schemas.microsoft.com/office/drawing/2014/chartex" xmlns:cx1="http://schemas.microsoft.com/office/drawing/2015/9/8/chartex" xmlns:cx2="http://schemas.microsoft.com/office/drawing/2015/10/21/chartex" xmlns:cx3="http://schemas.microsoft.com/office/drawing/2016/5/9/chartex" xmlns:cx4="http://schemas.microsoft.com/office/drawing/2016/5/10/chartex" xmlns:cx5="http://schemas.microsoft.com/office/drawing/2016/5/11/chartex" xmlns:cx6="http://schemas.microsoft.com/office/drawing/2016/5/12/chartex" xmlns:cx7="http://schemas.microsoft.com/office/drawing/2016/5/13/chartex" xmlns:cx8="http://schemas.microsoft.com/office/drawing/2016/5/14/chartex" xmlns:mc="http://schemas.openxmlformats.org/markup-compatibility/2006" xmlns:aink="http://schemas.microsoft.com/office/drawing/2016/ink" xmlns:am3d="http://schemas.microsoft.com/office/drawing/2017/model3d" xmlns:o="urn:schemas-microsoft-com:office:office" xmlns:oel="http://schemas.microsoft.com/office/2019/extlst" xmlns:r="http://schemas.openxmlformats.org/officeDocument/2006/relationships" xmlns:m="http://schemas.openxmlformats.org/officeDocument/2006/math" xmlns:v="urn:schemas-microsoft-com:vml" xmlns:wp14="http://schemas.microsoft.com/office/word/2010/wordprocessingDrawing" xmlns:wp="http://schemas.openxmlformats.org/drawingml/2006/wordprocessingDrawing" xmlns:w10="urn:schemas-microsoft-com:office:word" xmlns:w="http://schemas.openxmlformats.org/wordprocessingml/2006/main" xmlns:w14="http://schemas.microsoft.com/office/word/2010/wordml" xmlns:w15="http://schemas.microsoft.com/office/word/2012/wordml" xmlns:w16cei="http://schemas.microsoft.com/office/word/2026/wordml/cei" xmlns:w16cex="http://schemas.microsoft.com/office/word/2018/wordml/cex" xmlns:w16cid="http://schemas.microsoft.com/office/word/2016/wordml/cid" xmlns:w16="http://schemas.microsoft.com/office/word/2018/wordml" xmlns:w16du="http://schemas.microsoft.com/office/word/2023/wordml/word16du" xmlns:w16sdtdh="http://schemas.microsoft.com/office/word/2020/wordml/sdtdatahash" xmlns:w16sdtfl="http://schemas.microsoft.com/office/word/2024/wordml/sdtformatlock" xmlns:w16se="http://schemas.microsoft.com/office/word/2015/wordml/symex" xmlns:wpg="http://schemas.microsoft.com/office/word/2010/wordprocessingGroup" xmlns:wpi="http://schemas.microsoft.com/office/word/2010/wordprocessingInk" xmlns:wne="http://schemas.microsoft.com/office/word/2006/wordml" xmlns:wps="http://schemas.microsoft.com/office/word/2010/wordprocessingShape" mc:Ignorable="w14 w15 w16se w16cid w16 w16cex w16sdtdh w16sdtfl w16du wp14">
   <w:body>
     <w:p>
       <w:pPr>
@@ -3498,6 +3498,29 @@
           <w:lang w:val="es-PE"/>
         </w:rPr>
       </w:pPr>
+      <w:r>
+        <w:rPr>
+          <w:rStyle w:val="Boldred"/>
+          <w:b w:val="0"/>
+          <w:color w:val="auto"/>
+          <w:sz w:val="18"/>
+          <w:szCs w:val="18"/>
+          <w:highlight w:val="yellow"/>
+          <w:lang w:val="es-PE"/>
+        </w:rPr>
+        <w:t>(imagen PPE)</w:t>
+      </w:r>
+      <w:r>
+        <w:rPr>
+          <w:rStyle w:val="Boldred"/>
+          <w:b w:val="0"/>
+          <w:color w:val="auto"/>
+          <w:sz w:val="18"/>
+          <w:szCs w:val="18"/>
+          <w:lang w:val="es-PE"/>
+        </w:rPr>
+        <w:t xml:space="preserve"> Ej:</w:t>
+      </w:r>
     </w:p>
     <w:p>
       <w:pPr>
@@ -3528,12 +3551,60 @@
         <w:rPr>
           <w:rStyle w:val="Boldred"/>
           <w:b w:val="0"/>
+          <w:noProof/>
           <w:color w:val="auto"/>
           <w:sz w:val="18"/>
           <w:szCs w:val="18"/>
           <w:lang w:val="es-PE"/>
         </w:rPr>
-        <w:t>(imagen PPE)</w:t>
+        <w:drawing>
+          <wp:inline distT="0" distB="0" distL="0" distR="0" wp14:anchorId="2268DB72" wp14:editId="74E4EACD">
+            <wp:extent cx="1205267" cy="3467100"/>
+            <wp:effectExtent l="0" t="0" r="0" b="0"/>
+            <wp:docPr id="704091933" name="Picture 2"/>
+            <wp:cNvGraphicFramePr>
+              <a:graphicFrameLocks xmlns:a="http://schemas.openxmlformats.org/drawingml/2006/main" noChangeAspect="1"/>
+            </wp:cNvGraphicFramePr>
+            <a:graphic xmlns:a="http://schemas.openxmlformats.org/drawingml/2006/main">
+              <a:graphicData uri="http://schemas.openxmlformats.org/drawingml/2006/picture">
+                <pic:pic xmlns:pic="http://schemas.openxmlformats.org/drawingml/2006/picture">
+                  <pic:nvPicPr>
+                    <pic:cNvPr id="0" name="Picture 2"/>
+                    <pic:cNvPicPr>
+                      <a:picLocks noChangeAspect="1" noChangeArrowheads="1"/>
+                    </pic:cNvPicPr>
+                  </pic:nvPicPr>
+                  <pic:blipFill>
+                    <a:blip r:embed="rId10">
+                      <a:extLst>
+                        <a:ext uri="{28A0092B-C50C-407E-A947-70E740481C1C}">
+                          <a14:useLocalDpi xmlns:a14="http://schemas.microsoft.com/office/drawing/2010/main" val="0"/>
+                        </a:ext>
+                      </a:extLst>
+                    </a:blip>
+                    <a:srcRect/>
+                    <a:stretch>
+                      <a:fillRect/>
+                    </a:stretch>
+                  </pic:blipFill>
+                  <pic:spPr bwMode="auto">
+                    <a:xfrm>
+                      <a:off x="0" y="0"/>
+                      <a:ext cx="1207247" cy="3472796"/>
+                    </a:xfrm>
+                    <a:prstGeom prst="rect">
+                      <a:avLst/>
+                    </a:prstGeom>
+                    <a:noFill/>
+                    <a:ln>
+                      <a:noFill/>
+                    </a:ln>
+                  </pic:spPr>
+                </pic:pic>
+              </a:graphicData>
+            </a:graphic>
+          </wp:inline>
+        </w:drawing>
       </w:r>
     </w:p>
     <w:p>
@@ -3548,19 +3619,65 @@
           <w:lang w:val="es-PE"/>
         </w:rPr>
       </w:pPr>
-    </w:p>
-    <w:p>
-      <w:pPr>
-        <w:jc w:val="center"/>
+      <w:r>
         <w:rPr>
           <w:rStyle w:val="Boldred"/>
           <w:b w:val="0"/>
+          <w:noProof/>
           <w:color w:val="auto"/>
           <w:sz w:val="18"/>
           <w:szCs w:val="18"/>
           <w:lang w:val="es-PE"/>
         </w:rPr>
-      </w:pPr>
+        <w:drawing>
+          <wp:inline distT="0" distB="0" distL="0" distR="0" wp14:anchorId="682A18A4" wp14:editId="6DB5A690">
+            <wp:extent cx="1200785" cy="1152754"/>
+            <wp:effectExtent l="0" t="0" r="0" b="9525"/>
+            <wp:docPr id="1972766030" name="Picture 1"/>
+            <wp:cNvGraphicFramePr>
+              <a:graphicFrameLocks xmlns:a="http://schemas.openxmlformats.org/drawingml/2006/main" noChangeAspect="1"/>
+            </wp:cNvGraphicFramePr>
+            <a:graphic xmlns:a="http://schemas.openxmlformats.org/drawingml/2006/main">
+              <a:graphicData uri="http://schemas.openxmlformats.org/drawingml/2006/picture">
+                <pic:pic xmlns:pic="http://schemas.openxmlformats.org/drawingml/2006/picture">
+                  <pic:nvPicPr>
+                    <pic:cNvPr id="0" name="Picture 1"/>
+                    <pic:cNvPicPr>
+                      <a:picLocks noChangeAspect="1" noChangeArrowheads="1"/>
+                    </pic:cNvPicPr>
+                  </pic:nvPicPr>
+                  <pic:blipFill>
+                    <a:blip r:embed="rId11">
+                      <a:extLst>
+                        <a:ext uri="{28A0092B-C50C-407E-A947-70E740481C1C}">
+                          <a14:useLocalDpi xmlns:a14="http://schemas.microsoft.com/office/drawing/2010/main" val="0"/>
+                        </a:ext>
+                      </a:extLst>
+                    </a:blip>
+                    <a:srcRect/>
+                    <a:stretch>
+                      <a:fillRect/>
+                    </a:stretch>
+                  </pic:blipFill>
+                  <pic:spPr bwMode="auto">
+                    <a:xfrm>
+                      <a:off x="0" y="0"/>
+                      <a:ext cx="1208987" cy="1160628"/>
+                    </a:xfrm>
+                    <a:prstGeom prst="rect">
+                      <a:avLst/>
+                    </a:prstGeom>
+                    <a:noFill/>
+                    <a:ln>
+                      <a:noFill/>
+                    </a:ln>
+                  </pic:spPr>
+                </pic:pic>
+              </a:graphicData>
+            </a:graphic>
+          </wp:inline>
+        </w:drawing>
+      </w:r>
     </w:p>
     <w:p>
       <w:pPr>
@@ -3800,7 +3917,7 @@
                           <pic:cNvPicPr/>
                         </pic:nvPicPr>
                         <pic:blipFill>
-                          <a:blip r:embed="rId10">
+                          <a:blip r:embed="rId12">
                             <a:extLst>
                               <a:ext uri="{28A0092B-C50C-407E-A947-70E740481C1C}">
                                 <a14:useLocalDpi xmlns:a14="http://schemas.microsoft.com/office/drawing/2010/main" val="0"/>
@@ -5255,7 +5372,7 @@
                 <w:lang w:val="es-PE" w:eastAsia="es-PE"/>
               </w:rPr>
               <w:drawing>
-                <wp:anchor distT="0" distB="0" distL="114300" distR="114300" simplePos="0" relativeHeight="251661312" behindDoc="0" locked="0" layoutInCell="1" allowOverlap="1" wp14:anchorId="53FA7427" wp14:editId="609080FC">
+                <wp:anchor distT="0" distB="0" distL="114300" distR="114300" simplePos="0" relativeHeight="251661312" behindDoc="0" locked="0" layoutInCell="1" allowOverlap="1" wp14:anchorId="53FA7427" wp14:editId="5D9DAAC9">
                   <wp:simplePos x="0" y="0"/>
                   <wp:positionH relativeFrom="column">
                     <wp:posOffset>184362</wp:posOffset>
@@ -5290,7 +5407,7 @@
                           </pic:cNvPicPr>
                         </pic:nvPicPr>
                         <pic:blipFill>
-                          <a:blip r:embed="rId11" cstate="print">
+                          <a:blip r:embed="rId13" cstate="print">
                             <a:extLst>
                               <a:ext uri="{28A0092B-C50C-407E-A947-70E740481C1C}">
                                 <a14:useLocalDpi xmlns:a14="http://schemas.microsoft.com/office/drawing/2010/main" val="0"/>
@@ -5490,7 +5607,7 @@
                           </pic:cNvPicPr>
                         </pic:nvPicPr>
                         <pic:blipFill>
-                          <a:blip r:embed="rId12"/>
+                          <a:blip r:embed="rId14"/>
                           <a:stretch>
                             <a:fillRect/>
                           </a:stretch>
@@ -7375,7 +7492,7 @@
 </file>
 
 <file path=word/endnotes.xml><?xml version="1.0" encoding="utf-8"?>
-<w:endnotes xmlns:wpc="http://schemas.microsoft.com/office/word/2010/wordprocessingCanvas" xmlns:cx="http://schemas.microsoft.com/office/drawing/2014/chartex" xmlns:cx1="http://schemas.microsoft.com/office/drawing/2015/9/8/chartex" xmlns:cx2="http://schemas.microsoft.com/office/drawing/2015/10/21/chartex" xmlns:cx3="http://schemas.microsoft.com/office/drawing/2016/5/9/chartex" xmlns:cx4="http://schemas.microsoft.com/office/drawing/2016/5/10/chartex" xmlns:cx5="http://schemas.microsoft.com/office/drawing/2016/5/11/chartex" xmlns:cx6="http://schemas.microsoft.com/office/drawing/2016/5/12/chartex" xmlns:cx7="http://schemas.microsoft.com/office/drawing/2016/5/13/chartex" xmlns:cx8="http://schemas.microsoft.com/office/drawing/2016/5/14/chartex" xmlns:mc="http://schemas.openxmlformats.org/markup-compatibility/2006" xmlns:aink="http://schemas.microsoft.com/office/drawing/2016/ink" xmlns:am3d="http://schemas.microsoft.com/office/drawing/2017/model3d" xmlns:o="urn:schemas-microsoft-com:office:office" xmlns:oel="http://schemas.microsoft.com/office/2019/extlst" xmlns:r="http://schemas.openxmlformats.org/officeDocument/2006/relationships" xmlns:m="http://schemas.openxmlformats.org/officeDocument/2006/math" xmlns:v="urn:schemas-microsoft-com:vml" xmlns:wp14="http://schemas.microsoft.com/office/word/2010/wordprocessingDrawing" xmlns:wp="http://schemas.openxmlformats.org/drawingml/2006/wordprocessingDrawing" xmlns:w10="urn:schemas-microsoft-com:office:word" xmlns:w="http://schemas.openxmlformats.org/wordprocessingml/2006/main" xmlns:w14="http://schemas.microsoft.com/office/word/2010/wordml" xmlns:w15="http://schemas.microsoft.com/office/word/2012/wordml" xmlns:w16cex="http://schemas.microsoft.com/office/word/2018/wordml/cex" xmlns:w16cid="http://schemas.microsoft.com/office/word/2016/wordml/cid" xmlns:w16="http://schemas.microsoft.com/office/word/2018/wordml" xmlns:w16du="http://schemas.microsoft.com/office/word/2023/wordml/word16du" xmlns:w16sdtdh="http://schemas.microsoft.com/office/word/2020/wordml/sdtdatahash" xmlns:w16sdtfl="http://schemas.microsoft.com/office/word/2024/wordml/sdtformatlock" xmlns:w16se="http://schemas.microsoft.com/office/word/2015/wordml/symex" xmlns:wpg="http://schemas.microsoft.com/office/word/2010/wordprocessingGroup" xmlns:wpi="http://schemas.microsoft.com/office/word/2010/wordprocessingInk" xmlns:wne="http://schemas.microsoft.com/office/word/2006/wordml" xmlns:wps="http://schemas.microsoft.com/office/word/2010/wordprocessingShape" mc:Ignorable="w14 w15 w16se w16cid w16 w16cex w16sdtdh w16sdtfl w16du wp14">
+<w:endnotes xmlns:wpc="http://schemas.microsoft.com/office/word/2010/wordprocessingCanvas" xmlns:cx="http://schemas.microsoft.com/office/drawing/2014/chartex" xmlns:cx1="http://schemas.microsoft.com/office/drawing/2015/9/8/chartex" xmlns:cx2="http://schemas.microsoft.com/office/drawing/2015/10/21/chartex" xmlns:cx3="http://schemas.microsoft.com/office/drawing/2016/5/9/chartex" xmlns:cx4="http://schemas.microsoft.com/office/drawing/2016/5/10/chartex" xmlns:cx5="http://schemas.microsoft.com/office/drawing/2016/5/11/chartex" xmlns:cx6="http://schemas.microsoft.com/office/drawing/2016/5/12/chartex" xmlns:cx7="http://schemas.microsoft.com/office/drawing/2016/5/13/chartex" xmlns:cx8="http://schemas.microsoft.com/office/drawing/2016/5/14/chartex" xmlns:mc="http://schemas.openxmlformats.org/markup-compatibility/2006" xmlns:aink="http://schemas.microsoft.com/office/drawing/2016/ink" xmlns:am3d="http://schemas.microsoft.com/office/drawing/2017/model3d" xmlns:o="urn:schemas-microsoft-com:office:office" xmlns:oel="http://schemas.microsoft.com/office/2019/extlst" xmlns:r="http://schemas.openxmlformats.org/officeDocument/2006/relationships" xmlns:m="http://schemas.openxmlformats.org/officeDocument/2006/math" xmlns:v="urn:schemas-microsoft-com:vml" xmlns:wp14="http://schemas.microsoft.com/office/word/2010/wordprocessingDrawing" xmlns:wp="http://schemas.openxmlformats.org/drawingml/2006/wordprocessingDrawing" xmlns:w10="urn:schemas-microsoft-com:office:word" xmlns:w="http://schemas.openxmlformats.org/wordprocessingml/2006/main" xmlns:w14="http://schemas.microsoft.com/office/word/2010/wordml" xmlns:w15="http://schemas.microsoft.com/office/word/2012/wordml" xmlns:w16cei="http://schemas.microsoft.com/office/word/2026/wordml/cei" xmlns:w16cex="http://schemas.microsoft.com/office/word/2018/wordml/cex" xmlns:w16cid="http://schemas.microsoft.com/office/word/2016/wordml/cid" xmlns:w16="http://schemas.microsoft.com/office/word/2018/wordml" xmlns:w16du="http://schemas.microsoft.com/office/word/2023/wordml/word16du" xmlns:w16sdtdh="http://schemas.microsoft.com/office/word/2020/wordml/sdtdatahash" xmlns:w16sdtfl="http://schemas.microsoft.com/office/word/2024/wordml/sdtformatlock" xmlns:w16se="http://schemas.microsoft.com/office/word/2015/wordml/symex" xmlns:wpg="http://schemas.microsoft.com/office/word/2010/wordprocessingGroup" xmlns:wpi="http://schemas.microsoft.com/office/word/2010/wordprocessingInk" xmlns:wne="http://schemas.microsoft.com/office/word/2006/wordml" xmlns:wps="http://schemas.microsoft.com/office/word/2010/wordprocessingShape" mc:Ignorable="w14 w15 w16se w16cid w16 w16cex w16sdtdh w16sdtfl w16du wp14">
   <w:endnote w:type="separator" w:id="-1">
     <w:p>
       <w:pPr>
@@ -7401,7 +7518,7 @@
 </file>
 
 <file path=word/footnotes.xml><?xml version="1.0" encoding="utf-8"?>
-<w:footnotes xmlns:wpc="http://schemas.microsoft.com/office/word/2010/wordprocessingCanvas" xmlns:cx="http://schemas.microsoft.com/office/drawing/2014/chartex" xmlns:cx1="http://schemas.microsoft.com/office/drawing/2015/9/8/chartex" xmlns:cx2="http://schemas.microsoft.com/office/drawing/2015/10/21/chartex" xmlns:cx3="http://schemas.microsoft.com/office/drawing/2016/5/9/chartex" xmlns:cx4="http://schemas.microsoft.com/office/drawing/2016/5/10/chartex" xmlns:cx5="http://schemas.microsoft.com/office/drawing/2016/5/11/chartex" xmlns:cx6="http://schemas.microsoft.com/office/drawing/2016/5/12/chartex" xmlns:cx7="http://schemas.microsoft.com/office/drawing/2016/5/13/chartex" xmlns:cx8="http://schemas.microsoft.com/office/drawing/2016/5/14/chartex" xmlns:mc="http://schemas.openxmlformats.org/markup-compatibility/2006" xmlns:aink="http://schemas.microsoft.com/office/drawing/2016/ink" xmlns:am3d="http://schemas.microsoft.com/office/drawing/2017/model3d" xmlns:o="urn:schemas-microsoft-com:office:office" xmlns:oel="http://schemas.microsoft.com/office/2019/extlst" xmlns:r="http://schemas.openxmlformats.org/officeDocument/2006/relationships" xmlns:m="http://schemas.openxmlformats.org/officeDocument/2006/math" xmlns:v="urn:schemas-microsoft-com:vml" xmlns:wp14="http://schemas.microsoft.com/office/word/2010/wordprocessingDrawing" xmlns:wp="http://schemas.openxmlformats.org/drawingml/2006/wordprocessingDrawing" xmlns:w10="urn:schemas-microsoft-com:office:word" xmlns:w="http://schemas.openxmlformats.org/wordprocessingml/2006/main" xmlns:w14="http://schemas.microsoft.com/office/word/2010/wordml" xmlns:w15="http://schemas.microsoft.com/office/word/2012/wordml" xmlns:w16cex="http://schemas.microsoft.com/office/word/2018/wordml/cex" xmlns:w16cid="http://schemas.microsoft.com/office/word/2016/wordml/cid" xmlns:w16="http://schemas.microsoft.com/office/word/2018/wordml" xmlns:w16du="http://schemas.microsoft.com/office/word/2023/wordml/word16du" xmlns:w16sdtdh="http://schemas.microsoft.com/office/word/2020/wordml/sdtdatahash" xmlns:w16sdtfl="http://schemas.microsoft.com/office/word/2024/wordml/sdtformatlock" xmlns:w16se="http://schemas.microsoft.com/office/word/2015/wordml/symex" xmlns:wpg="http://schemas.microsoft.com/office/word/2010/wordprocessingGroup" xmlns:wpi="http://schemas.microsoft.com/office/word/2010/wordprocessingInk" xmlns:wne="http://schemas.microsoft.com/office/word/2006/wordml" xmlns:wps="http://schemas.microsoft.com/office/word/2010/wordprocessingShape" mc:Ignorable="w14 w15 w16se w16cid w16 w16cex w16sdtdh w16sdtfl w16du wp14">
+<w:footnotes xmlns:wpc="http://schemas.microsoft.com/office/word/2010/wordprocessingCanvas" xmlns:cx="http://schemas.microsoft.com/office/drawing/2014/chartex" xmlns:cx1="http://schemas.microsoft.com/office/drawing/2015/9/8/chartex" xmlns:cx2="http://schemas.microsoft.com/office/drawing/2015/10/21/chartex" xmlns:cx3="http://schemas.microsoft.com/office/drawing/2016/5/9/chartex" xmlns:cx4="http://schemas.microsoft.com/office/drawing/2016/5/10/chartex" xmlns:cx5="http://schemas.microsoft.com/office/drawing/2016/5/11/chartex" xmlns:cx6="http://schemas.microsoft.com/office/drawing/2016/5/12/chartex" xmlns:cx7="http://schemas.microsoft.com/office/drawing/2016/5/13/chartex" xmlns:cx8="http://schemas.microsoft.com/office/drawing/2016/5/14/chartex" xmlns:mc="http://schemas.openxmlformats.org/markup-compatibility/2006" xmlns:aink="http://schemas.microsoft.com/office/drawing/2016/ink" xmlns:am3d="http://schemas.microsoft.com/office/drawing/2017/model3d" xmlns:o="urn:schemas-microsoft-com:office:office" xmlns:oel="http://schemas.microsoft.com/office/2019/extlst" xmlns:r="http://schemas.openxmlformats.org/officeDocument/2006/relationships" xmlns:m="http://schemas.openxmlformats.org/officeDocument/2006/math" xmlns:v="urn:schemas-microsoft-com:vml" xmlns:wp14="http://schemas.microsoft.com/office/word/2010/wordprocessingDrawing" xmlns:wp="http://schemas.openxmlformats.org/drawingml/2006/wordprocessingDrawing" xmlns:w10="urn:schemas-microsoft-com:office:word" xmlns:w="http://schemas.openxmlformats.org/wordprocessingml/2006/main" xmlns:w14="http://schemas.microsoft.com/office/word/2010/wordml" xmlns:w15="http://schemas.microsoft.com/office/word/2012/wordml" xmlns:w16cei="http://schemas.microsoft.com/office/word/2026/wordml/cei" xmlns:w16cex="http://schemas.microsoft.com/office/word/2018/wordml/cex" xmlns:w16cid="http://schemas.microsoft.com/office/word/2016/wordml/cid" xmlns:w16="http://schemas.microsoft.com/office/word/2018/wordml" xmlns:w16du="http://schemas.microsoft.com/office/word/2023/wordml/word16du" xmlns:w16sdtdh="http://schemas.microsoft.com/office/word/2020/wordml/sdtdatahash" xmlns:w16sdtfl="http://schemas.microsoft.com/office/word/2024/wordml/sdtformatlock" xmlns:w16se="http://schemas.microsoft.com/office/word/2015/wordml/symex" xmlns:wpg="http://schemas.microsoft.com/office/word/2010/wordprocessingGroup" xmlns:wpi="http://schemas.microsoft.com/office/word/2010/wordprocessingInk" xmlns:wne="http://schemas.microsoft.com/office/word/2006/wordml" xmlns:wps="http://schemas.microsoft.com/office/word/2010/wordprocessingShape" mc:Ignorable="w14 w15 w16se w16cid w16 w16cex w16sdtdh w16sdtfl w16du wp14">
   <w:footnote w:type="separator" w:id="-1">
     <w:p>
       <w:pPr>
@@ -7427,7 +7544,7 @@
 </file>
 
 <file path=word/numbering.xml><?xml version="1.0" encoding="utf-8"?>
-<w:numbering xmlns:wpc="http://schemas.microsoft.com/office/word/2010/wordprocessingCanvas" xmlns:cx="http://schemas.microsoft.com/office/drawing/2014/chartex" xmlns:cx1="http://schemas.microsoft.com/office/drawing/2015/9/8/chartex" xmlns:cx2="http://schemas.microsoft.com/office/drawing/2015/10/21/chartex" xmlns:cx3="http://schemas.microsoft.com/office/drawing/2016/5/9/chartex" xmlns:cx4="http://schemas.microsoft.com/office/drawing/2016/5/10/chartex" xmlns:cx5="http://schemas.microsoft.com/office/drawing/2016/5/11/chartex" xmlns:cx6="http://schemas.microsoft.com/office/drawing/2016/5/12/chartex" xmlns:cx7="http://schemas.microsoft.com/office/drawing/2016/5/13/chartex" xmlns:cx8="http://schemas.microsoft.com/office/drawing/2016/5/14/chartex" xmlns:mc="http://schemas.openxmlformats.org/markup-compatibility/2006" xmlns:aink="http://schemas.microsoft.com/office/drawing/2016/ink" xmlns:am3d="http://schemas.microsoft.com/office/drawing/2017/model3d" xmlns:o="urn:schemas-microsoft-com:office:office" xmlns:oel="http://schemas.microsoft.com/office/2019/extlst" xmlns:r="http://schemas.openxmlformats.org/officeDocument/2006/relationships" xmlns:m="http://schemas.openxmlformats.org/officeDocument/2006/math" xmlns:v="urn:schemas-microsoft-com:vml" xmlns:wp14="http://schemas.microsoft.com/office/word/2010/wordprocessingDrawing" xmlns:wp="http://schemas.openxmlformats.org/drawingml/2006/wordprocessingDrawing" xmlns:w10="urn:schemas-microsoft-com:office:word" xmlns:w="http://schemas.openxmlformats.org/wordprocessingml/2006/main" xmlns:w14="http://schemas.microsoft.com/office/word/2010/wordml" xmlns:w15="http://schemas.microsoft.com/office/word/2012/wordml" xmlns:w16cex="http://schemas.microsoft.com/office/word/2018/wordml/cex" xmlns:w16cid="http://schemas.microsoft.com/office/word/2016/wordml/cid" xmlns:w16="http://schemas.microsoft.com/office/word/2018/wordml" xmlns:w16du="http://schemas.microsoft.com/office/word/2023/wordml/word16du" xmlns:w16sdtdh="http://schemas.microsoft.com/office/word/2020/wordml/sdtdatahash" xmlns:w16sdtfl="http://schemas.microsoft.com/office/word/2024/wordml/sdtformatlock" xmlns:w16se="http://schemas.microsoft.com/office/word/2015/wordml/symex" xmlns:wpg="http://schemas.microsoft.com/office/word/2010/wordprocessingGroup" xmlns:wpi="http://schemas.microsoft.com/office/word/2010/wordprocessingInk" xmlns:wne="http://schemas.microsoft.com/office/word/2006/wordml" xmlns:wps="http://schemas.microsoft.com/office/word/2010/wordprocessingShape" mc:Ignorable="w14 w15 w16se w16cid w16 w16cex w16sdtdh w16sdtfl w16du wp14">
+<w:numbering xmlns:wpc="http://schemas.microsoft.com/office/word/2010/wordprocessingCanvas" xmlns:cx="http://schemas.microsoft.com/office/drawing/2014/chartex" xmlns:cx1="http://schemas.microsoft.com/office/drawing/2015/9/8/chartex" xmlns:cx2="http://schemas.microsoft.com/office/drawing/2015/10/21/chartex" xmlns:cx3="http://schemas.microsoft.com/office/drawing/2016/5/9/chartex" xmlns:cx4="http://schemas.microsoft.com/office/drawing/2016/5/10/chartex" xmlns:cx5="http://schemas.microsoft.com/office/drawing/2016/5/11/chartex" xmlns:cx6="http://schemas.microsoft.com/office/drawing/2016/5/12/chartex" xmlns:cx7="http://schemas.microsoft.com/office/drawing/2016/5/13/chartex" xmlns:cx8="http://schemas.microsoft.com/office/drawing/2016/5/14/chartex" xmlns:mc="http://schemas.openxmlformats.org/markup-compatibility/2006" xmlns:aink="http://schemas.microsoft.com/office/drawing/2016/ink" xmlns:am3d="http://schemas.microsoft.com/office/drawing/2017/model3d" xmlns:o="urn:schemas-microsoft-com:office:office" xmlns:oel="http://schemas.microsoft.com/office/2019/extlst" xmlns:r="http://schemas.openxmlformats.org/officeDocument/2006/relationships" xmlns:m="http://schemas.openxmlformats.org/officeDocument/2006/math" xmlns:v="urn:schemas-microsoft-com:vml" xmlns:wp14="http://schemas.microsoft.com/office/word/2010/wordprocessingDrawing" xmlns:wp="http://schemas.openxmlformats.org/drawingml/2006/wordprocessingDrawing" xmlns:w10="urn:schemas-microsoft-com:office:word" xmlns:w="http://schemas.openxmlformats.org/wordprocessingml/2006/main" xmlns:w14="http://schemas.microsoft.com/office/word/2010/wordml" xmlns:w15="http://schemas.microsoft.com/office/word/2012/wordml" xmlns:w16cei="http://schemas.microsoft.com/office/word/2026/wordml/cei" xmlns:w16cex="http://schemas.microsoft.com/office/word/2018/wordml/cex" xmlns:w16cid="http://schemas.microsoft.com/office/word/2016/wordml/cid" xmlns:w16="http://schemas.microsoft.com/office/word/2018/wordml" xmlns:w16du="http://schemas.microsoft.com/office/word/2023/wordml/word16du" xmlns:w16sdtdh="http://schemas.microsoft.com/office/word/2020/wordml/sdtdatahash" xmlns:w16sdtfl="http://schemas.microsoft.com/office/word/2024/wordml/sdtformatlock" xmlns:w16se="http://schemas.microsoft.com/office/word/2015/wordml/symex" xmlns:wpg="http://schemas.microsoft.com/office/word/2010/wordprocessingGroup" xmlns:wpi="http://schemas.microsoft.com/office/word/2010/wordprocessingInk" xmlns:wne="http://schemas.microsoft.com/office/word/2006/wordml" xmlns:wps="http://schemas.microsoft.com/office/word/2010/wordprocessingShape" mc:Ignorable="w14 w15 w16se w16cid w16 w16cex w16sdtdh w16sdtfl w16du wp14">
   <w:abstractNum w:abstractNumId="0" w15:restartNumberingAfterBreak="0">
     <w:nsid w:val="FFFFFF83"/>
     <w:multiLevelType w:val="singleLevel"/>
@@ -12613,11 +12730,11 @@
 </file>
 
 <file path=customXml/item1.xml><?xml version="1.0" encoding="utf-8"?>
-<TemplafyFormConfiguration><![CDATA[{"formFields":[],"formDataEntries":[]}]]></TemplafyFormConfiguration>
+<b:Sources xmlns:b="http://schemas.openxmlformats.org/officeDocument/2006/bibliography" xmlns="http://schemas.openxmlformats.org/officeDocument/2006/bibliography" SelectedStyle="\APA.XSL" StyleName="APA"/>
 </file>
 
 <file path=customXml/item2.xml><?xml version="1.0" encoding="utf-8"?>
-<b:Sources xmlns:b="http://schemas.openxmlformats.org/officeDocument/2006/bibliography" xmlns="http://schemas.openxmlformats.org/officeDocument/2006/bibliography" SelectedStyle="\APA.XSL" StyleName="APA"/>
+<TemplafyFormConfiguration><![CDATA[{"formFields":[],"formDataEntries":[]}]]></TemplafyFormConfiguration>
 </file>
 
 <file path=customXml/item3.xml><?xml version="1.0" encoding="utf-8"?>
@@ -12625,16 +12742,16 @@
 </file>
 
 <file path=customXml/itemProps1.xml><?xml version="1.0" encoding="utf-8"?>
-<ds:datastoreItem xmlns:ds="http://schemas.openxmlformats.org/officeDocument/2006/customXml" ds:itemID="{510C8FC4-7C01-4EF7-B98F-A7833A3A27DF}">
-  <ds:schemaRefs/>
+<ds:datastoreItem xmlns:ds="http://schemas.openxmlformats.org/officeDocument/2006/customXml" ds:itemID="{5B3E1F66-9565-4EC9-80AD-C1ED53EFBEF0}">
+  <ds:schemaRefs>
+    <ds:schemaRef ds:uri="http://schemas.openxmlformats.org/officeDocument/2006/bibliography"/>
+  </ds:schemaRefs>
 </ds:datastoreItem>
 </file>
 
 <file path=customXml/itemProps2.xml><?xml version="1.0" encoding="utf-8"?>
-<ds:datastoreItem xmlns:ds="http://schemas.openxmlformats.org/officeDocument/2006/customXml" ds:itemID="{5B3E1F66-9565-4EC9-80AD-C1ED53EFBEF0}">
-  <ds:schemaRefs>
-    <ds:schemaRef ds:uri="http://schemas.openxmlformats.org/officeDocument/2006/bibliography"/>
-  </ds:schemaRefs>
+<ds:datastoreItem xmlns:ds="http://schemas.openxmlformats.org/officeDocument/2006/customXml" ds:itemID="{510C8FC4-7C01-4EF7-B98F-A7833A3A27DF}">
+  <ds:schemaRefs/>
 </ds:datastoreItem>
 </file>
 
